--- a/Fase 2/Evidencias Grupales/2.4_GuiaEstudiante_Fase 2_DesarrolloProyecto APT (Español).docx
+++ b/Fase 2/Evidencias Grupales/2.4_GuiaEstudiante_Fase 2_DesarrolloProyecto APT (Español).docx
@@ -95,52 +95,7 @@
                                   <w:sz w:val="48"/>
                                   <w:szCs w:val="48"/>
                                 </w:rPr>
-                                <w:t>Guía</w:t>
-                              </w:r>
-                              <w:r>
-                                <w:rPr>
-                                  <w:b/>
-                                  <w:color w:val="1F3864" w:themeColor="accent1" w:themeShade="80"/>
-                                  <w:sz w:val="48"/>
-                                  <w:szCs w:val="48"/>
-                                </w:rPr>
-                                <w:t>2.</w:t>
-                              </w:r>
-                              <w:r>
-                                <w:rPr>
-                                  <w:b/>
-                                  <w:color w:val="1F3864" w:themeColor="accent1" w:themeShade="80"/>
-                                  <w:sz w:val="48"/>
-                                  <w:szCs w:val="48"/>
-                                </w:rPr>
-                                <w:t xml:space="preserve"> </w:t>
-                              </w:r>
-                              <w:r>
-                                <w:rPr>
-                                  <w:b/>
-                                  <w:color w:val="1F3864" w:themeColor="accent1" w:themeShade="80"/>
-                                  <w:sz w:val="48"/>
-                                  <w:szCs w:val="48"/>
-                                </w:rPr>
-                                <w:t>Desarrollo P</w:t>
-                              </w:r>
-                              <w:r>
-                                <w:rPr>
-                                  <w:b/>
-                                  <w:color w:val="1F3864" w:themeColor="accent1" w:themeShade="80"/>
-                                  <w:sz w:val="48"/>
-                                  <w:szCs w:val="48"/>
-                                </w:rPr>
-                                <w:t xml:space="preserve">royecto </w:t>
-                              </w:r>
-                              <w:r>
-                                <w:rPr>
-                                  <w:b/>
-                                  <w:color w:val="1F3864" w:themeColor="accent1" w:themeShade="80"/>
-                                  <w:sz w:val="48"/>
-                                  <w:szCs w:val="48"/>
-                                </w:rPr>
-                                <w:t xml:space="preserve">APT </w:t>
+                                <w:t xml:space="preserve">Guía2. Desarrollo Proyecto APT </w:t>
                               </w:r>
                             </w:p>
                             <w:p>
@@ -160,16 +115,7 @@
                                   <w:sz w:val="48"/>
                                   <w:szCs w:val="48"/>
                                 </w:rPr>
-                                <w:t xml:space="preserve">Asignatura </w:t>
-                              </w:r>
-                              <w:r>
-                                <w:rPr>
-                                  <w:b/>
-                                  <w:color w:val="1F3864" w:themeColor="accent1" w:themeShade="80"/>
-                                  <w:sz w:val="48"/>
-                                  <w:szCs w:val="48"/>
-                                </w:rPr>
-                                <w:t>Capstone</w:t>
+                                <w:t xml:space="preserve">Asignatura Capstone</w:t>
                               </w:r>
                             </w:p>
                           </w:txbxContent>
@@ -235,12 +181,12 @@
           </mc:Choice>
           <mc:Fallback>
             <w:pict>
-              <v:group w14:anchorId="39581AEC" id="Grupo 27" o:spid="_x0000_s1026" style="position:absolute;margin-left:0;margin-top:.75pt;width:491.25pt;height:123pt;z-index:251659264;mso-position-horizontal:center;mso-position-horizontal-relative:margin;mso-width-relative:margin;mso-height-relative:margin" coordsize="59912,15621" o:gfxdata="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">
+              <v:group w14:anchorId="39581AEC" id="Grupo 27" o:spid="_x0000_s1026" style="position:absolute;margin-left:0;margin-top:.75pt;width:491.25pt;height:123pt;z-index:251659264;mso-position-horizontal:center;mso-position-horizontal-relative:margin;mso-width-relative:margin;mso-height-relative:margin" coordsize="59912,15621" o:gfxdata="UEsDBBQABgAIAAAAIQC2gziS/gAAAOEBAAATAAAAW0NvbnRlbnRfVHlwZXNdLnhtbJSRQU7DMBBF 90jcwfIWJU67QAgl6YK0S0CoHGBkTxKLZGx5TGhvj5O2G0SRWNoz/78nu9wcxkFMGNg6quQqL6RA 0s5Y6ir5vt9lD1JwBDIwOMJKHpHlpr69KfdHjyxSmriSfYz+USnWPY7AufNIadK6MEJMx9ApD/oD OlTrorhX2lFEilmcO2RdNtjC5xDF9pCuTyYBB5bi6bQ4syoJ3g9WQ0ymaiLzg5KdCXlKLjvcW893 SUOqXwnz5DrgnHtJTxOsQfEKIT7DmDSUCaxw7Rqn8787ZsmRM9e2VmPeBN4uqYvTtW7jvijg9N/y JsXecLq0q+WD6m8AAAD//wMAUEsDBBQABgAIAAAAIQA4/SH/1gAAAJQBAAALAAAAX3JlbHMvLnJl bHOkkMFqwzAMhu+DvYPRfXGawxijTi+j0GvpHsDYimMaW0Yy2fr2M4PBMnrbUb/Q94l/f/hMi1qR JVI2sOt6UJgd+ZiDgffL8ekFlFSbvV0oo4EbChzGx4f9GRdb25HMsYhqlCwG5lrLq9biZkxWOiqY 22YiTra2kYMu1l1tQD30/bPm3wwYN0x18gb45AdQl1tp5j/sFB2T0FQ7R0nTNEV3j6o9feQzro1i OWA14Fm+Q8a1a8+Bvu/d/dMb2JY5uiPbhG/ktn4cqGU/er3pcvwCAAD//wMAUEsDBBQABgAIAAAA IQDFspt0wgMAAFgJAAAOAAAAZHJzL2Uyb0RvYy54bWy0Vttu3DYQfS/QfyD4Hmslay8SLAfbTWwU cBIjTpFnLkWthFIcluRa6/xNvqU/1iF1WXfXbdG0sQEtbzOcOTxnyKvXh1aSR2FsA6qg8cWMEqE4 lI3aFfSXTzevVpRYx1TJJChR0Cdh6evrH3+46nQuEqhBlsIQdKJs3umC1s7pPIosr0XL7AVooXCy AtMyh12zi0rDOvTeyiiZzRZRB6bUBriwFkff9JP0OvivKsHdh6qywhFZUIzNha8J363/RtdXLN8Z puuGD2Gwb4iiZY3CTSdXb5hjZG+aM1dtww1YqNwFhzaCqmq4CDlgNvHsJJtbA3sdctnl3U5PMCG0 Jzh9s1v+/vHekKYsaLKkRLEWz+jW7DUQ7CM4nd7luObW6Ad9b4aBXd/z+R4q0/pfzIQcAqxPE6zi 4AjHwUVyuVot55RwnIvniySeDcDzGk/nzI7XbwfLeZbFSXJuGY0bRz6+KZxOI4nsESf733B6qJkW AX7rMRhxQkb3OG32rDRASkEcpoqI9YCFxR4t4g4/AeYfB2ZYfQf8V0sUbGqmdmJtDHS1YCVGGXtL zGUy9cDb3Hon2+4dlHgqbO8gODqBPJ4l6WIZU4LgJlmWLi+9M5aP6KfZYjGfpwP6yQL/w8lOGLJc G+tuBbTENwpqUDVhJ/Z4Z52P7LjEe1Zw00gZNpGKdAXN5nhGJzNt41DYsmkLupr5vz4qn/BbVQZj xxrZt3EDqQYEfNJ9+u6wPeBCj8QWyifEwkAvYCw42KjBfKGkQ/EW1P62Z0ZQIn9WiGcWp6lXe+ik 82WCHfN8Zvt8himOrgrqKOmbGxcqRJ/RGnGvmgDDMZIhViRbH993Z12ajaz7iKfz+1e120sgODoA hPycBNoTx0d/QhVE4VydWXYZe7CCONPVYpWlgY1H639JDwuyKT1DfAShkIuNNOSRYQlmnAvlekHI fYvM7sfnI0OQCZNJIN6fvHmSPOPfy7Sx7kkKv06qj6LC2oYSTAI9J8/nwdiaoY5DjH8dS3DoPVeY 3eR7kLe/sc4TxePBKIf13lSES2kynv1dYL3xZBF2BuUm47ZRYF5yIBHiYed+/aitHpojjydFWc1v GlT/HbPunhm8A5ESXmYf8FNJQJXD0KLEC++l8f9XlmrfbgA5g6UNowtNL2Mnx2ZloP2M1//aFwOc GnXMnRk7g5IJPiC4WK/DMrx4NXN36kHzsTZ7hn86fGZGDyXQF/T3MF4ALD+phP1afx4K/rE+hDsK r+/AhOGp4d8Hz/vhfI4Pous/AAAA//8DAFBLAwQUAAYACAAAACEAGd1UyN4AAAAGAQAADwAAAGRy cy9kb3ducmV2LnhtbEyPQU/DMAyF70j8h8hI3FjaQmGUptM0AadpEhvStFvWeG21xqmarO3+PeYE Nz8/673P+WKyrRiw940jBfEsAoFUOtNQpeB79/EwB+GDJqNbR6jgih4Wxe1NrjPjRvrCYRsqwSHk M62gDqHLpPRljVb7meuQ2Du53urAsq+k6fXI4baVSRQ9S6sb4oZad7iqsTxvL1bB56jH5WP8PqzP p9X1sEs3+3WMSt3fTcs3EAGn8HcMv/iMDgUzHd2FjBetAn4k8DYFwebrPOHhqCB5eklBFrn8j1/8 AAAA//8DAFBLAQItABQABgAIAAAAIQC2gziS/gAAAOEBAAATAAAAAAAAAAAAAAAAAAAAAABbQ29u dGVudF9UeXBlc10ueG1sUEsBAi0AFAAGAAgAAAAhADj9If/WAAAAlAEAAAsAAAAAAAAAAAAAAAAA LwEAAF9yZWxzLy5yZWxzUEsBAi0AFAAGAAgAAAAhAMWym3TCAwAAWAkAAA4AAAAAAAAAAAAAAAAA LgIAAGRycy9lMm9Eb2MueG1sUEsBAi0AFAAGAAgAAAAhABndVMjeAAAABgEAAA8AAAAAAAAAAAAA AAAAHAYAAGRycy9kb3ducmV2LnhtbFBLBQYAAAAABAAEAPMAAAAnBwAAAAA= ">
                 <v:shapetype id="_x0000_t202" coordsize="21600,21600" o:spt="202" path="m,l,21600r21600,l21600,xe">
                   <v:stroke joinstyle="miter"/>
                   <v:path gradientshapeok="t" o:connecttype="rect"/>
                 </v:shapetype>
-                <v:shape id="Cuadro de texto 2" o:spid="_x0000_s1027" type="#_x0000_t202" style="position:absolute;left:10246;top:2994;width:49666;height:12627;visibility:visible;mso-wrap-style:square;v-text-anchor:top" o:gfxdata="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" filled="f" stroked="f">
+                <v:shape id="Cuadro de texto 2" o:spid="_x0000_s1027" type="#_x0000_t202" style="position:absolute;left:10246;top:2994;width:49666;height:12627;visibility:visible;mso-wrap-style:square;v-text-anchor:top" o:gfxdata="UEsDBBQABgAIAAAAIQDb4fbL7gAAAIUBAAATAAAAW0NvbnRlbnRfVHlwZXNdLnhtbHyQz07DMAyH 70i8Q+QralM4IITa7kDhCAiNB7ASt43WOlEcyvb2pNu4IODoPz9/n1xv9vOkForiPDdwXVagiI23 jocG3rdPxR0oScgWJ8/UwIEENu3lRb09BBKV0ywNjCmFe63FjDSjlD4Q50nv44wpl3HQAc0OB9I3 VXWrjedEnIq03oC27qjHjympx31un0wiTQLq4bS4shrAECZnMGVTvbD9QSnOhDInjzsyuiBXWQP0 r4R18jfgnHvJr4nOknrFmJ5xzhraRtHWf3Kkpfz/yGo5S+H73hkquyhdjr3R8m2lj09svwAAAP// AwBQSwMEFAAGAAgAAAAhAFr0LFu/AAAAFQEAAAsAAABfcmVscy8ucmVsc2zPwWrDMAwG4Ptg72B0 X5TuUMaI01uh19I+gLGVxCy2jGSy9e1nemrHjpL4P0nD4SetZiPRyNnCruvBUPYcYp4tXC/Htw8w Wl0ObuVMFm6kcBhfX4Yzra62kC6xqGlKVgtLreUTUf1CyWnHhXKbTCzJ1VbKjMX5LzcTvvf9HuXR gPHJNKdgQU5hB+ZyK23zHztFL6w81c5zQp6m6P9TMfB3PtPWFCczVQtB9N4U2rp2HOA44NMz4y8A AAD//wMAUEsDBBQABgAIAAAAIQBsmhNCwAAAANsAAAAPAAAAZHJzL2Rvd25yZXYueG1sRE/Pa8Iw FL4L+x/CG3izycTJVhtlKIOdJtZN8PZonm2xeQlNZrv/3hwGO358v4vNaDtxoz60jjU8ZQoEceVM y7WGr+P77AVEiMgGO8ek4ZcCbNYPkwJz4wY+0K2MtUghHHLU0MTocylD1ZDFkDlPnLiL6y3GBPta mh6HFG47OVdqKS22nBoa9LRtqLqWP1bD9+flfFqofb2zz35wo5JsX6XW08fxbQUi0hj/xX/uD6Nh nsamL+kHyPUdAAD//wMAUEsBAi0AFAAGAAgAAAAhANvh9svuAAAAhQEAABMAAAAAAAAAAAAAAAAA AAAAAFtDb250ZW50X1R5cGVzXS54bWxQSwECLQAUAAYACAAAACEAWvQsW78AAAAVAQAACwAAAAAA AAAAAAAAAAAfAQAAX3JlbHMvLnJlbHNQSwECLQAUAAYACAAAACEAbJoTQsAAAADbAAAADwAAAAAA AAAAAAAAAAAHAgAAZHJzL2Rvd25yZXYueG1sUEsFBgAAAAADAAMAtwAAAPQCAAAAAA== " filled="f" stroked="f">
                   <v:textbox>
                     <w:txbxContent>
                       <w:p>
@@ -271,52 +217,7 @@
                             <w:sz w:val="48"/>
                             <w:szCs w:val="48"/>
                           </w:rPr>
-                          <w:t>Guía</w:t>
-                        </w:r>
-                        <w:r>
-                          <w:rPr>
-                            <w:b/>
-                            <w:color w:val="1F3864" w:themeColor="accent1" w:themeShade="80"/>
-                            <w:sz w:val="48"/>
-                            <w:szCs w:val="48"/>
-                          </w:rPr>
-                          <w:t>2.</w:t>
-                        </w:r>
-                        <w:r>
-                          <w:rPr>
-                            <w:b/>
-                            <w:color w:val="1F3864" w:themeColor="accent1" w:themeShade="80"/>
-                            <w:sz w:val="48"/>
-                            <w:szCs w:val="48"/>
-                          </w:rPr>
-                          <w:t xml:space="preserve"> </w:t>
-                        </w:r>
-                        <w:r>
-                          <w:rPr>
-                            <w:b/>
-                            <w:color w:val="1F3864" w:themeColor="accent1" w:themeShade="80"/>
-                            <w:sz w:val="48"/>
-                            <w:szCs w:val="48"/>
-                          </w:rPr>
-                          <w:t>Desarrollo P</w:t>
-                        </w:r>
-                        <w:r>
-                          <w:rPr>
-                            <w:b/>
-                            <w:color w:val="1F3864" w:themeColor="accent1" w:themeShade="80"/>
-                            <w:sz w:val="48"/>
-                            <w:szCs w:val="48"/>
-                          </w:rPr>
-                          <w:t xml:space="preserve">royecto </w:t>
-                        </w:r>
-                        <w:r>
-                          <w:rPr>
-                            <w:b/>
-                            <w:color w:val="1F3864" w:themeColor="accent1" w:themeShade="80"/>
-                            <w:sz w:val="48"/>
-                            <w:szCs w:val="48"/>
-                          </w:rPr>
-                          <w:t xml:space="preserve">APT </w:t>
+                          <w:t xml:space="preserve">Guía2. Desarrollo Proyecto APT </w:t>
                         </w:r>
                       </w:p>
                       <w:p>
@@ -336,22 +237,13 @@
                             <w:sz w:val="48"/>
                             <w:szCs w:val="48"/>
                           </w:rPr>
-                          <w:t xml:space="preserve">Asignatura </w:t>
-                        </w:r>
-                        <w:r>
-                          <w:rPr>
-                            <w:b/>
-                            <w:color w:val="1F3864" w:themeColor="accent1" w:themeShade="80"/>
-                            <w:sz w:val="48"/>
-                            <w:szCs w:val="48"/>
-                          </w:rPr>
-                          <w:t>Capstone</w:t>
+                          <w:t xml:space="preserve">Asignatura Capstone</w:t>
                         </w:r>
                       </w:p>
                     </w:txbxContent>
                   </v:textbox>
                 </v:shape>
-                <v:rect id="Rectángulo 49" o:spid="_x0000_s1028" style="position:absolute;width:9931;height:14868;visibility:visible;mso-wrap-style:square;v-text-anchor:middle" o:gfxdata="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" fillcolor="#1f3763 [1604]" stroked="f" strokeweight="1pt"/>
+                <v:rect id="Rectángulo 49" o:spid="_x0000_s1028" style="position:absolute;width:9931;height:14868;visibility:visible;mso-wrap-style:square;v-text-anchor:middle" o:gfxdata="UEsDBBQABgAIAAAAIQDb4fbL7gAAAIUBAAATAAAAW0NvbnRlbnRfVHlwZXNdLnhtbHyQz07DMAyH 70i8Q+QralM4IITa7kDhCAiNB7ASt43WOlEcyvb2pNu4IODoPz9/n1xv9vOkForiPDdwXVagiI23 jocG3rdPxR0oScgWJ8/UwIEENu3lRb09BBKV0ywNjCmFe63FjDSjlD4Q50nv44wpl3HQAc0OB9I3 VXWrjedEnIq03oC27qjHjympx31un0wiTQLq4bS4shrAECZnMGVTvbD9QSnOhDInjzsyuiBXWQP0 r4R18jfgnHvJr4nOknrFmJ5xzhraRtHWf3Kkpfz/yGo5S+H73hkquyhdjr3R8m2lj09svwAAAP// AwBQSwMEFAAGAAgAAAAhAFr0LFu/AAAAFQEAAAsAAABfcmVscy8ucmVsc2zPwWrDMAwG4Ptg72B0 X5TuUMaI01uh19I+gLGVxCy2jGSy9e1nemrHjpL4P0nD4SetZiPRyNnCruvBUPYcYp4tXC/Htw8w Wl0ObuVMFm6kcBhfX4Yzra62kC6xqGlKVgtLreUTUf1CyWnHhXKbTCzJ1VbKjMX5LzcTvvf9HuXR gPHJNKdgQU5hB+ZyK23zHztFL6w81c5zQp6m6P9TMfB3PtPWFCczVQtB9N4U2rp2HOA44NMz4y8A AAD//wMAUEsDBBQABgAIAAAAIQCGjL46wQAAANsAAAAPAAAAZHJzL2Rvd25yZXYueG1sRI/RagIx FETfBf8hXKFvmq0UsatRakHwSXDtB1yT62Z1c7Nsosa/b4RCH4eZOcMs18m14k59aDwreJ8UIIi1 Nw3XCn6O2/EcRIjIBlvPpOBJAdar4WCJpfEPPtC9irXIEA4lKrAxdqWUQVtyGCa+I87e2fcOY5Z9 LU2Pjwx3rZwWxUw6bDgvWOzo25K+VjenoDun6U5vtptndZzf7OW0l0mTUm+j9LUAESnF//Bfe2cU fHzC60v+AXL1CwAA//8DAFBLAQItABQABgAIAAAAIQDb4fbL7gAAAIUBAAATAAAAAAAAAAAAAAAA AAAAAABbQ29udGVudF9UeXBlc10ueG1sUEsBAi0AFAAGAAgAAAAhAFr0LFu/AAAAFQEAAAsAAAAA AAAAAAAAAAAAHwEAAF9yZWxzLy5yZWxzUEsBAi0AFAAGAAgAAAAhAIaMvjrBAAAA2wAAAA8AAAAA AAAAAAAAAAAABwIAAGRycy9kb3ducmV2LnhtbFBLBQYAAAAAAwADALcAAAD1AgAAAAA= " fillcolor="#1f3763 [1604]" stroked="f" strokeweight="1pt"/>
                 <w10:wrap anchorx="margin"/>
               </v:group>
             </w:pict>
@@ -482,43 +374,7 @@
                 <w:sz w:val="28"/>
                 <w:szCs w:val="28"/>
               </w:rPr>
-              <w:t>1</w:t>
-            </w:r>
-            <w:r>
-              <w:rPr>
-                <w:b/>
-                <w:color w:val="1F3864" w:themeColor="accent1" w:themeShade="80"/>
-                <w:sz w:val="28"/>
-                <w:szCs w:val="28"/>
-              </w:rPr>
-              <w:t xml:space="preserve">. </w:t>
-            </w:r>
-            <w:r>
-              <w:rPr>
-                <w:b/>
-                <w:color w:val="1F3864" w:themeColor="accent1" w:themeShade="80"/>
-                <w:sz w:val="28"/>
-                <w:szCs w:val="28"/>
-              </w:rPr>
-              <w:t xml:space="preserve">Resumen </w:t>
-            </w:r>
-            <w:r>
-              <w:rPr>
-                <w:b/>
-                <w:color w:val="1F3864" w:themeColor="accent1" w:themeShade="80"/>
-                <w:sz w:val="28"/>
-                <w:szCs w:val="28"/>
-              </w:rPr>
-              <w:t xml:space="preserve">avance </w:t>
-            </w:r>
-            <w:r>
-              <w:rPr>
-                <w:b/>
-                <w:color w:val="1F3864" w:themeColor="accent1" w:themeShade="80"/>
-                <w:sz w:val="28"/>
-                <w:szCs w:val="28"/>
-              </w:rPr>
-              <w:t>Proyecto APT</w:t>
+              <w:t xml:space="preserve">1. Resumen avance Proyecto APT</w:t>
             </w:r>
           </w:p>
         </w:tc>
@@ -614,21 +470,7 @@
                 <w:rFonts w:ascii="Calibri" w:hAnsi="Calibri"/>
                 <w:color w:val="1F3864" w:themeColor="accent1" w:themeShade="80"/>
               </w:rPr>
-              <w:t>Resumen</w:t>
-            </w:r>
-            <w:r>
-              <w:rPr>
-                <w:rFonts w:ascii="Calibri" w:hAnsi="Calibri"/>
-                <w:color w:val="1F3864" w:themeColor="accent1" w:themeShade="80"/>
-              </w:rPr>
-              <w:t xml:space="preserve"> de</w:t>
-            </w:r>
-            <w:r>
-              <w:rPr>
-                <w:rFonts w:ascii="Calibri" w:hAnsi="Calibri"/>
-                <w:color w:val="1F3864" w:themeColor="accent1" w:themeShade="80"/>
-              </w:rPr>
-              <w:t xml:space="preserve"> avance proyecto APT</w:t>
+              <w:t xml:space="preserve">Resumen de avance proyecto APT</w:t>
             </w:r>
           </w:p>
         </w:tc>
@@ -647,71 +489,35 @@
                 <w:sz w:val="20"/>
                 <w:szCs w:val="20"/>
               </w:rPr>
-              <w:t xml:space="preserve">Hemos desarrollado el proyecto SITRAC-ANCI, un sistema que centraliza la trazabilidad de los incidentes de ciberseguridad de UltraPort y busca notificar al responsable de turno dentro de los plazos de la Ley </w:t>
-            </w:r>
-            <w:proofErr w:type="spellStart"/>
+              <w:t xml:space="preserve">Hemos desarrollado el proyecto SITRAC-ANCI, un sistema que centraliza la trazabilidad de los incidentes de ciberseguridad de UltraPort y busca notificar al responsable de turno dentro de los plazos de la Ley N.° 21.663 (3 horas, 72 horas y 15 días). La Fase 1 se cumplió en las semanas planificadas: definimos el Product Backlog (11 historias de usuario, a partir de una especificación de requisitos de apoyo con 16 requisitos funcionales y 9 no funcionales) y presentamos la definición del proyecto. En el Sprint 1 definimos y normalizamos el modelo de datos (20 tablas, implementado con migraciones versionadas con Evolve) y dejamos operativo el entorno de desarrollo.</w:t>
+            </w:r>
+          </w:p>
+          <w:p>
+            <w:pPr>
+              <w:spacing w:before="40" w:after="60"/>
+              <w:jc w:val="both"/>
+            </w:pPr>
             <w:r>
               <w:rPr>
                 <w:rFonts w:ascii="Calibri" w:hAnsi="Calibri" w:cs="Calibri"/>
                 <w:sz w:val="20"/>
                 <w:szCs w:val="20"/>
               </w:rPr>
-              <w:t>N.°</w:t>
-            </w:r>
-            <w:proofErr w:type="spellEnd"/>
+              <w:t xml:space="preserve">El Sprint 2 está parcialmente cumplido. El backend ya recibe tickets por webhook, calcula y sella los plazos legales, evalúa su vencimiento en segundo plano y expone la información a un prototipo web (la Consola SITRAC, en HTML5, CSS3 y JavaScript nativo, con cola de incidentes, buscador, panel de prioridades con semáforos de SLA e historial de auditoría en línea de tiempo). El backend es una API REST en .NET 8 con arquitectura en capas (Controlador, Servicio, Repositorio) y acceso a datos con Dapper. Además, modelamos tres flujos de proceso (ingreso del incidente y aviso temprano, acuse de la ANCI con recordatorios, e informe preliminar y final), que UltraPort aceptó, con algunos puntos aún por definir. Están en curso la carga de catálogos y reglas de SLA, y el formulario de registro manual con su pantalla de aprobación. La integración con la API de INVGATE sigue pendiente porque las credenciales no han sido entregadas, y las notificaciones aún no operan con los canales y responsables definitivos, aunque ya existen servicios de envío por correo (MailKit con Mailtrap) y por Microsoft Teams (webhooks de Power Automate con Adaptive Cards) desarrollados para pruebas en entorno Sandbox.</w:t>
+            </w:r>
+          </w:p>
+          <w:p>
+            <w:pPr>
+              <w:spacing w:before="40" w:after="60"/>
+              <w:jc w:val="both"/>
+            </w:pPr>
             <w:r>
               <w:rPr>
                 <w:rFonts w:ascii="Calibri" w:hAnsi="Calibri" w:cs="Calibri"/>
                 <w:sz w:val="20"/>
                 <w:szCs w:val="20"/>
               </w:rPr>
-              <w:t xml:space="preserve"> 21.663 (3 horas, 72 horas y 15 días). La Fase 1 se cumplió en las semanas planificadas: definimos el Product Backlog (11 historias de usuario, a partir de una especificación de requisitos de apoyo con 16 requisitos funcionales y 9 no funcionales) y presentamos la definición del proyecto. En el Sprint 1 definimos y normalizamos el modelo de datos (20 tablas, implementado con migraciones versionadas con Evolve) y dejamos operativo el entorno de desarrollo.</w:t>
-            </w:r>
-          </w:p>
-          <w:p>
-            <w:pPr>
-              <w:spacing w:before="40" w:after="60"/>
-              <w:jc w:val="both"/>
-            </w:pPr>
-            <w:r>
-              <w:rPr>
-                <w:rFonts w:ascii="Calibri" w:hAnsi="Calibri" w:cs="Calibri"/>
-                <w:sz w:val="20"/>
-                <w:szCs w:val="20"/>
-              </w:rPr>
-              <w:t xml:space="preserve">El Sprint 2 está parcialmente cumplido. El backend ya recibe </w:t>
-            </w:r>
-            <w:proofErr w:type="gramStart"/>
-            <w:r>
-              <w:rPr>
-                <w:rFonts w:ascii="Calibri" w:hAnsi="Calibri" w:cs="Calibri"/>
-                <w:sz w:val="20"/>
-                <w:szCs w:val="20"/>
-              </w:rPr>
-              <w:t>tickets</w:t>
-            </w:r>
-            <w:proofErr w:type="gramEnd"/>
-            <w:r>
-              <w:rPr>
-                <w:rFonts w:ascii="Calibri" w:hAnsi="Calibri" w:cs="Calibri"/>
-                <w:sz w:val="20"/>
-                <w:szCs w:val="20"/>
-              </w:rPr>
-              <w:t xml:space="preserve"> por webhook, calcula y sella los plazos legales, evalúa su vencimiento en segundo plano y expone la información a un prototipo web. Además, modelamos tres flujos de proceso (ingreso del incidente y aviso temprano, acuse de la ANCI con recordatorios, e informe preliminar y final), que UltraPort aceptó, con algunos puntos aún por definir. Están en curso la carga de catálogos y reglas de SLA, y el formulario de registro manual con su pantalla de aprobación. La integración con la API de INVGATE y las notificaciones aún no están implementadas, porque las credenciales de INVGATE siguen pendientes.</w:t>
-            </w:r>
-          </w:p>
-          <w:p>
-            <w:pPr>
-              <w:spacing w:before="40" w:after="60"/>
-              <w:jc w:val="both"/>
-            </w:pPr>
-            <w:r>
-              <w:rPr>
-                <w:rFonts w:ascii="Calibri" w:hAnsi="Calibri" w:cs="Calibri"/>
-                <w:sz w:val="20"/>
-                <w:szCs w:val="20"/>
-              </w:rPr>
-              <w:t>El trabajo se reparte de forma especializada pero colaborativa: Rodrigo lidera la gestión del proyecto y el cumplimiento normativo, diseña el modelo de datos y los flujos, y apoya técnicamente el backend y los mockups; Benjamín desarrolla el backend.</w:t>
+              <w:t>El trabajo se reparte de forma especializada pero colaborativa: Rodrigo lidera la gestión del proyecto y el cumplimiento normativo, diseña el modelo de datos y los flujos, y apoya técnicamente el backend y los mockups; Benjamín desarrolla el backend y la consola web, administra las migraciones de la base de datos con EvolveDB y participa en las decisiones de arquitectura.</w:t>
             </w:r>
           </w:p>
         </w:tc>
@@ -767,25 +573,7 @@
                 <w:sz w:val="20"/>
                 <w:szCs w:val="20"/>
               </w:rPr>
-              <w:t xml:space="preserve"> Automatizar la trazabilidad y notificación de incidentes de ciberseguridad de UltraPort a la ANCI, garantizando el cumplimiento de los plazos establecidos por la Ley </w:t>
-            </w:r>
-            <w:proofErr w:type="spellStart"/>
-            <w:r>
-              <w:rPr>
-                <w:rFonts w:ascii="Calibri" w:hAnsi="Calibri" w:cs="Calibri"/>
-                <w:sz w:val="20"/>
-                <w:szCs w:val="20"/>
-              </w:rPr>
-              <w:t>N.°</w:t>
-            </w:r>
-            <w:proofErr w:type="spellEnd"/>
-            <w:r>
-              <w:rPr>
-                <w:rFonts w:ascii="Calibri" w:hAnsi="Calibri" w:cs="Calibri"/>
-                <w:sz w:val="20"/>
-                <w:szCs w:val="20"/>
-              </w:rPr>
-              <w:t xml:space="preserve"> 21.663.</w:t>
+              <w:t xml:space="preserve"> Automatizar la trazabilidad y notificación de incidentes de ciberseguridad de UltraPort a la ANCI, garantizando el cumplimiento de los plazos establecidos por la Ley N.° 21.663.</w:t>
             </w:r>
           </w:p>
           <w:p>
@@ -816,68 +604,9 @@
                 <w:sz w:val="20"/>
                 <w:szCs w:val="20"/>
               </w:rPr>
-              <w:t xml:space="preserve">1. </w:t>
-            </w:r>
-            <w:r>
-              <w:rPr>
-                <w:rFonts w:ascii="Calibri" w:hAnsi="Calibri" w:cs="Calibri"/>
-                <w:sz w:val="20"/>
-                <w:szCs w:val="20"/>
-              </w:rPr>
-              <w:t>[AJUSTADO]</w:t>
-            </w:r>
-            <w:r>
-              <w:rPr>
-                <w:rFonts w:ascii="Calibri" w:hAnsi="Calibri" w:cs="Calibri"/>
-                <w:sz w:val="20"/>
-                <w:szCs w:val="20"/>
-              </w:rPr>
-              <w:t xml:space="preserve"> Recibir y centralizar, mediante webhook, la información de los </w:t>
-            </w:r>
-            <w:proofErr w:type="gramStart"/>
-            <w:r>
-              <w:rPr>
-                <w:rFonts w:ascii="Calibri" w:hAnsi="Calibri" w:cs="Calibri"/>
-                <w:sz w:val="20"/>
-                <w:szCs w:val="20"/>
-              </w:rPr>
-              <w:t>tickets</w:t>
-            </w:r>
-            <w:proofErr w:type="gramEnd"/>
-            <w:r>
-              <w:rPr>
-                <w:rFonts w:ascii="Calibri" w:hAnsi="Calibri" w:cs="Calibri"/>
-                <w:sz w:val="20"/>
-                <w:szCs w:val="20"/>
-              </w:rPr>
-              <w:t xml:space="preserve"> de incidentes de seguridad existentes en INVGATE, dejando la consulta directa a su API como evolución futura, sujeta a la entrega de credenciales. (Original: consumir </w:t>
-            </w:r>
-            <w:r>
-              <w:rPr>
-                <w:rFonts w:ascii="Calibri" w:hAnsi="Calibri" w:cs="Calibri"/>
-                <w:sz w:val="20"/>
-                <w:szCs w:val="20"/>
-              </w:rPr>
+              <w:t xml:space="preserve">1. [AJUSTADO] Recibir y centralizar, mediante webhook, la información de los tickets de incidentes de seguridad existentes en INVGATE, dejando la consulta directa a su API como evolución futura, sujeta a la entrega de credenciales. (Original: consumir </w:t>
               <w:lastRenderedPageBreak/>
-              <w:t xml:space="preserve">y centralizar, mediante la API de INVGATE, la información de los </w:t>
-            </w:r>
-            <w:proofErr w:type="gramStart"/>
-            <w:r>
-              <w:rPr>
-                <w:rFonts w:ascii="Calibri" w:hAnsi="Calibri" w:cs="Calibri"/>
-                <w:sz w:val="20"/>
-                <w:szCs w:val="20"/>
-              </w:rPr>
-              <w:t>tickets</w:t>
-            </w:r>
-            <w:proofErr w:type="gramEnd"/>
-            <w:r>
-              <w:rPr>
-                <w:rFonts w:ascii="Calibri" w:hAnsi="Calibri" w:cs="Calibri"/>
-                <w:sz w:val="20"/>
-                <w:szCs w:val="20"/>
-              </w:rPr>
-              <w:t xml:space="preserve"> de incidentes de seguridad ya existentes).</w:t>
+              <w:t xml:space="preserve">y centralizar, mediante la API de INVGATE, la información de los tickets de incidentes de seguridad ya existentes).</w:t>
             </w:r>
           </w:p>
           <w:p>
@@ -984,123 +713,7 @@
                 <w:sz w:val="20"/>
                 <w:szCs w:val="20"/>
               </w:rPr>
-              <w:t>Sin ajustes.</w:t>
-            </w:r>
-            <w:r>
-              <w:rPr>
-                <w:rFonts w:ascii="Calibri" w:hAnsi="Calibri" w:cs="Calibri"/>
-                <w:sz w:val="20"/>
-                <w:szCs w:val="20"/>
-              </w:rPr>
-              <w:t xml:space="preserve"> Se mantiene Scrum, con </w:t>
-            </w:r>
-            <w:proofErr w:type="spellStart"/>
-            <w:r>
-              <w:rPr>
-                <w:rFonts w:ascii="Calibri" w:hAnsi="Calibri" w:cs="Calibri"/>
-                <w:sz w:val="20"/>
-                <w:szCs w:val="20"/>
-              </w:rPr>
-              <w:t>sprints</w:t>
-            </w:r>
-            <w:proofErr w:type="spellEnd"/>
-            <w:r>
-              <w:rPr>
-                <w:rFonts w:ascii="Calibri" w:hAnsi="Calibri" w:cs="Calibri"/>
-                <w:sz w:val="20"/>
-                <w:szCs w:val="20"/>
-              </w:rPr>
-              <w:t xml:space="preserve"> alineados a las semanas de CAPSTONE, tablero Trello como Product Backlog, </w:t>
-            </w:r>
-            <w:proofErr w:type="spellStart"/>
-            <w:r>
-              <w:rPr>
-                <w:rFonts w:ascii="Calibri" w:hAnsi="Calibri" w:cs="Calibri"/>
-                <w:sz w:val="20"/>
-                <w:szCs w:val="20"/>
-              </w:rPr>
-              <w:t>Definition</w:t>
-            </w:r>
-            <w:proofErr w:type="spellEnd"/>
-            <w:r>
-              <w:rPr>
-                <w:rFonts w:ascii="Calibri" w:hAnsi="Calibri" w:cs="Calibri"/>
-                <w:sz w:val="20"/>
-                <w:szCs w:val="20"/>
-              </w:rPr>
-              <w:t xml:space="preserve"> </w:t>
-            </w:r>
-            <w:proofErr w:type="spellStart"/>
-            <w:r>
-              <w:rPr>
-                <w:rFonts w:ascii="Calibri" w:hAnsi="Calibri" w:cs="Calibri"/>
-                <w:sz w:val="20"/>
-                <w:szCs w:val="20"/>
-              </w:rPr>
-              <w:t>of</w:t>
-            </w:r>
-            <w:proofErr w:type="spellEnd"/>
-            <w:r>
-              <w:rPr>
-                <w:rFonts w:ascii="Calibri" w:hAnsi="Calibri" w:cs="Calibri"/>
-                <w:sz w:val="20"/>
-                <w:szCs w:val="20"/>
-              </w:rPr>
-              <w:t xml:space="preserve"> Ready y </w:t>
-            </w:r>
-            <w:proofErr w:type="spellStart"/>
-            <w:r>
-              <w:rPr>
-                <w:rFonts w:ascii="Calibri" w:hAnsi="Calibri" w:cs="Calibri"/>
-                <w:sz w:val="20"/>
-                <w:szCs w:val="20"/>
-              </w:rPr>
-              <w:t>Definition</w:t>
-            </w:r>
-            <w:proofErr w:type="spellEnd"/>
-            <w:r>
-              <w:rPr>
-                <w:rFonts w:ascii="Calibri" w:hAnsi="Calibri" w:cs="Calibri"/>
-                <w:sz w:val="20"/>
-                <w:szCs w:val="20"/>
-              </w:rPr>
-              <w:t xml:space="preserve"> </w:t>
-            </w:r>
-            <w:proofErr w:type="spellStart"/>
-            <w:r>
-              <w:rPr>
-                <w:rFonts w:ascii="Calibri" w:hAnsi="Calibri" w:cs="Calibri"/>
-                <w:sz w:val="20"/>
-                <w:szCs w:val="20"/>
-              </w:rPr>
-              <w:t>of</w:t>
-            </w:r>
-            <w:proofErr w:type="spellEnd"/>
-            <w:r>
-              <w:rPr>
-                <w:rFonts w:ascii="Calibri" w:hAnsi="Calibri" w:cs="Calibri"/>
-                <w:sz w:val="20"/>
-                <w:szCs w:val="20"/>
-              </w:rPr>
-              <w:t xml:space="preserve"> Done, y la distribución de roles definida en la Fase 1 (gestión del backlog, normativa y coordinación con </w:t>
-            </w:r>
-            <w:proofErr w:type="gramStart"/>
-            <w:r>
-              <w:rPr>
-                <w:rFonts w:ascii="Calibri" w:hAnsi="Calibri" w:cs="Calibri"/>
-                <w:sz w:val="20"/>
-                <w:szCs w:val="20"/>
-              </w:rPr>
-              <w:t>UltraPort</w:t>
-            </w:r>
-            <w:proofErr w:type="gramEnd"/>
-            <w:r>
-              <w:rPr>
-                <w:rFonts w:ascii="Calibri" w:hAnsi="Calibri" w:cs="Calibri"/>
-                <w:sz w:val="20"/>
-                <w:szCs w:val="20"/>
-              </w:rPr>
-              <w:t xml:space="preserve"> por un lado; desarrollo backend por otro; y diseño de arquitectura, pruebas y retrospectivas en conjunto).</w:t>
+              <w:t xml:space="preserve">Sin ajustes. Se mantiene Scrum, con sprints alineados a las semanas de CAPSTONE, tablero Trello como Product Backlog, Definition of Ready y Definition of Done, y la distribución de roles definida en la Fase 1 (gestión del backlog, normativa y coordinación con UltraPort por un lado; desarrollo backend por otro; y diseño de arquitectura, pruebas y retrospectivas en conjunto).</w:t>
             </w:r>
           </w:p>
         </w:tc>
@@ -1170,25 +783,7 @@
                 <w:sz w:val="20"/>
                 <w:szCs w:val="20"/>
               </w:rPr>
-              <w:t xml:space="preserve"> Muestran el diseño de la solución y la traducción de la Ley </w:t>
-            </w:r>
-            <w:proofErr w:type="spellStart"/>
-            <w:r>
-              <w:rPr>
-                <w:rFonts w:ascii="Calibri" w:hAnsi="Calibri" w:cs="Calibri"/>
-                <w:sz w:val="20"/>
-                <w:szCs w:val="20"/>
-              </w:rPr>
-              <w:t>N.°</w:t>
-            </w:r>
-            <w:proofErr w:type="spellEnd"/>
-            <w:r>
-              <w:rPr>
-                <w:rFonts w:ascii="Calibri" w:hAnsi="Calibri" w:cs="Calibri"/>
-                <w:sz w:val="20"/>
-                <w:szCs w:val="20"/>
-              </w:rPr>
-              <w:t xml:space="preserve"> 21.663 en reglas: ingreso del incidente por cinco canales, cronómetro de 3 horas, revisión de datos personales y aviso temprano (Flujo 1); acuse de la ANCI y recordatorios (Flujo 2); e informe preliminar y final (Flujo 3). Corresponden a la evidencia de avance acordada en la Fase 1 y fueron aceptados por la contraparte técnica de UltraPort.</w:t>
+              <w:t xml:space="preserve"> Muestran el diseño de la solución y la traducción de la Ley N.° 21.663 en reglas: ingreso del incidente por cinco canales, cronómetro de 3 horas, revisión de datos personales y aviso temprano (Flujo 1); acuse de la ANCI y recordatorios (Flujo 2); e informe preliminar y final (Flujo 3). Corresponden a la evidencia de avance acordada en la Fase 1 y fueron aceptados por la contraparte técnica de UltraPort.</w:t>
             </w:r>
           </w:p>
           <w:p>
@@ -1212,7 +807,7 @@
                 <w:sz w:val="20"/>
                 <w:szCs w:val="20"/>
               </w:rPr>
-              <w:t xml:space="preserve"> Diccionario de datos del 30 de septiembre de 2026, con 20 tablas, 219 columnas y 39 claves foráneas, y scripts Evolve V0001 a V0005. Evidencian el cierre del Sprint 1.</w:t>
+              <w:t xml:space="preserve"> Diccionario de datos del 30 de septiembre de 2026, con 20 tablas, 219 columnas y 39 claves foráneas, y scripts Evolve V0001 a V0005. Evidencian el cierre del Sprint 1. Posteriormente se incorporó la migración V0006, que agrega la estructura del motor de escalamiento regulatorio (TbHito, TbReglaEscalamiento y TbNotificacionLog) para auditar avisos y escalamientos; sobre ella se integra el catálogo de 17 reglas de escalamiento derivado de la Ley N.° 21.663.</w:t>
             </w:r>
           </w:p>
           <w:p>
@@ -1236,7 +831,7 @@
                 <w:sz w:val="20"/>
                 <w:szCs w:val="20"/>
               </w:rPr>
-              <w:t xml:space="preserve"> Capas de acceso a datos, repositorio, servicios, servidor con API y prototipo web, que evidencian el avance del Sprint 2.</w:t>
+              <w:t xml:space="preserve"> Capas de acceso a datos, repositorio, servicios, servidor con API y prototipo web, que evidencian el avance del Sprint 2. La arquitectura está documentada en una especificación de referencia (ARCHITECTURE_REFERENCE.md). El servicio en segundo plano LifecycleAdvancerService evalúa los incidentes cada minuto, calcula los vencimientos de SLA y avanza los estados de forma automática y transaccional; la concurrencia se controla con transacciones atómicas y bloqueos a nivel de base de datos, y el patrón Outbox busca garantizar el envío confiable y sin duplicados de las alertas.</w:t>
             </w:r>
           </w:p>
           <w:p>
@@ -1250,97 +845,7 @@
                 <w:sz w:val="20"/>
                 <w:szCs w:val="20"/>
               </w:rPr>
-              <w:t xml:space="preserve">Aplicamos Scrum con </w:t>
-            </w:r>
-            <w:proofErr w:type="spellStart"/>
-            <w:r>
-              <w:rPr>
-                <w:rFonts w:ascii="Calibri" w:hAnsi="Calibri" w:cs="Calibri"/>
-                <w:sz w:val="20"/>
-                <w:szCs w:val="20"/>
-              </w:rPr>
-              <w:t>Definition</w:t>
-            </w:r>
-            <w:proofErr w:type="spellEnd"/>
-            <w:r>
-              <w:rPr>
-                <w:rFonts w:ascii="Calibri" w:hAnsi="Calibri" w:cs="Calibri"/>
-                <w:sz w:val="20"/>
-                <w:szCs w:val="20"/>
-              </w:rPr>
-              <w:t xml:space="preserve"> </w:t>
-            </w:r>
-            <w:proofErr w:type="spellStart"/>
-            <w:r>
-              <w:rPr>
-                <w:rFonts w:ascii="Calibri" w:hAnsi="Calibri" w:cs="Calibri"/>
-                <w:sz w:val="20"/>
-                <w:szCs w:val="20"/>
-              </w:rPr>
-              <w:t>of</w:t>
-            </w:r>
-            <w:proofErr w:type="spellEnd"/>
-            <w:r>
-              <w:rPr>
-                <w:rFonts w:ascii="Calibri" w:hAnsi="Calibri" w:cs="Calibri"/>
-                <w:sz w:val="20"/>
-                <w:szCs w:val="20"/>
-              </w:rPr>
-              <w:t xml:space="preserve"> Ready y </w:t>
-            </w:r>
-            <w:proofErr w:type="spellStart"/>
-            <w:r>
-              <w:rPr>
-                <w:rFonts w:ascii="Calibri" w:hAnsi="Calibri" w:cs="Calibri"/>
-                <w:sz w:val="20"/>
-                <w:szCs w:val="20"/>
-              </w:rPr>
-              <w:t>Definition</w:t>
-            </w:r>
-            <w:proofErr w:type="spellEnd"/>
-            <w:r>
-              <w:rPr>
-                <w:rFonts w:ascii="Calibri" w:hAnsi="Calibri" w:cs="Calibri"/>
-                <w:sz w:val="20"/>
-                <w:szCs w:val="20"/>
-              </w:rPr>
-              <w:t xml:space="preserve"> </w:t>
-            </w:r>
-            <w:proofErr w:type="spellStart"/>
-            <w:r>
-              <w:rPr>
-                <w:rFonts w:ascii="Calibri" w:hAnsi="Calibri" w:cs="Calibri"/>
-                <w:sz w:val="20"/>
-                <w:szCs w:val="20"/>
-              </w:rPr>
-              <w:t>of</w:t>
-            </w:r>
-            <w:proofErr w:type="spellEnd"/>
-            <w:r>
-              <w:rPr>
-                <w:rFonts w:ascii="Calibri" w:hAnsi="Calibri" w:cs="Calibri"/>
-                <w:sz w:val="20"/>
-                <w:szCs w:val="20"/>
-              </w:rPr>
-              <w:t xml:space="preserve"> Done (revisión por el otro integrante, revisión de los requisitos no funcionales aplicables y </w:t>
-            </w:r>
-            <w:proofErr w:type="spellStart"/>
-            <w:r>
-              <w:rPr>
-                <w:rFonts w:ascii="Calibri" w:hAnsi="Calibri" w:cs="Calibri"/>
-                <w:sz w:val="20"/>
-                <w:szCs w:val="20"/>
-              </w:rPr>
-              <w:t>commit</w:t>
-            </w:r>
-            <w:proofErr w:type="spellEnd"/>
-            <w:r>
-              <w:rPr>
-                <w:rFonts w:ascii="Calibri" w:hAnsi="Calibri" w:cs="Calibri"/>
-                <w:sz w:val="20"/>
-                <w:szCs w:val="20"/>
-              </w:rPr>
-              <w:t xml:space="preserve"> con mensaje descriptivo); mantenemos trazabilidad entre los requisitos de la especificación y las historias de usuario; versionamos la base de datos con migraciones Evolve; validamos los flujos con el mandante en las reuniones de coordinación; y documentamos cada decisión y acuerdo. Las pruebas formales (unitarias y de integración) se ejecutarán en el sprint final, según el plan de trabajo.</w:t>
+              <w:t xml:space="preserve">Aplicamos Scrum con Definition of Ready y Definition of Done (revisión por el otro integrante, revisión de los requisitos no funcionales aplicables y commit con mensaje descriptivo); mantenemos trazabilidad entre los requisitos de la especificación y las historias de usuario; versionamos la base de datos con migraciones Evolve; usamos Git/GitHub con Conventional Commits; resguardamos las credenciales con User Secrets y validamos la configuración al iniciar la aplicación (ValidateOnStart); validamos los flujos con el mandante en las reuniones de coordinación; y documentamos cada decisión y acuerdo. Las pruebas formales (unitarias y de integración) se ejecutarán en el sprint final, según el plan de trabajo.</w:t>
             </w:r>
           </w:p>
           <w:p>
@@ -1687,7 +1192,6 @@
                     <w:spacing w:before="10" w:after="10"/>
                     <w:jc w:val="center"/>
                   </w:pPr>
-                  <w:proofErr w:type="spellStart"/>
                   <w:r>
                     <w:rPr>
                       <w:rFonts w:ascii="Calibri" w:hAnsi="Calibri" w:cs="Calibri"/>
@@ -1696,18 +1200,7 @@
                       <w:sz w:val="16"/>
                       <w:szCs w:val="16"/>
                     </w:rPr>
-                    <w:t>N.°</w:t>
-                  </w:r>
-                  <w:proofErr w:type="spellEnd"/>
-                  <w:r>
-                    <w:rPr>
-                      <w:rFonts w:ascii="Calibri" w:hAnsi="Calibri" w:cs="Calibri"/>
-                      <w:b/>
-                      <w:bCs/>
-                      <w:sz w:val="16"/>
-                      <w:szCs w:val="16"/>
-                    </w:rPr>
-                    <w:t xml:space="preserve"> de tablas</w:t>
+                    <w:t xml:space="preserve">N.° de tablas</w:t>
                   </w:r>
                 </w:p>
               </w:tc>
@@ -1722,7 +1215,6 @@
                     <w:spacing w:before="10" w:after="10"/>
                     <w:jc w:val="center"/>
                   </w:pPr>
-                  <w:proofErr w:type="spellStart"/>
                   <w:r>
                     <w:rPr>
                       <w:rFonts w:ascii="Calibri" w:hAnsi="Calibri" w:cs="Calibri"/>
@@ -1731,18 +1223,7 @@
                       <w:sz w:val="16"/>
                       <w:szCs w:val="16"/>
                     </w:rPr>
-                    <w:t>N.°</w:t>
-                  </w:r>
-                  <w:proofErr w:type="spellEnd"/>
-                  <w:r>
-                    <w:rPr>
-                      <w:rFonts w:ascii="Calibri" w:hAnsi="Calibri" w:cs="Calibri"/>
-                      <w:b/>
-                      <w:bCs/>
-                      <w:sz w:val="16"/>
-                      <w:szCs w:val="16"/>
-                    </w:rPr>
-                    <w:t xml:space="preserve"> de columnas</w:t>
+                    <w:t xml:space="preserve">N.° de columnas</w:t>
                   </w:r>
                 </w:p>
               </w:tc>
@@ -2045,25 +1526,7 @@
                 <w:sz w:val="16"/>
                 <w:szCs w:val="16"/>
               </w:rPr>
-              <w:t xml:space="preserve">Fuente: Diccionario de Datos SITRAC (30-09-2026), base de datos </w:t>
-            </w:r>
-            <w:proofErr w:type="spellStart"/>
-            <w:r>
-              <w:rPr>
-                <w:rFonts w:ascii="Calibri" w:hAnsi="Calibri" w:cs="Calibri"/>
-                <w:sz w:val="16"/>
-                <w:szCs w:val="16"/>
-              </w:rPr>
-              <w:t>Proyecto_SITRAC</w:t>
-            </w:r>
-            <w:proofErr w:type="spellEnd"/>
-            <w:r>
-              <w:rPr>
-                <w:rFonts w:ascii="Calibri" w:hAnsi="Calibri" w:cs="Calibri"/>
-                <w:sz w:val="16"/>
-                <w:szCs w:val="16"/>
-              </w:rPr>
-              <w:t>, Microsoft SQL Server.</w:t>
+              <w:t xml:space="preserve">Fuente: Diccionario de Datos SITRAC (30-09-2026), base de datos Proyecto_SITRAC, Microsoft SQL Server.</w:t>
             </w:r>
           </w:p>
           <w:p>
@@ -2181,79 +1644,7 @@
                 <w:sz w:val="16"/>
                 <w:szCs w:val="16"/>
               </w:rPr>
-              <w:t xml:space="preserve"> Estructura de la solución: </w:t>
-            </w:r>
-            <w:proofErr w:type="spellStart"/>
-            <w:r>
-              <w:rPr>
-                <w:rFonts w:ascii="Calibri" w:hAnsi="Calibri" w:cs="Calibri"/>
-                <w:sz w:val="16"/>
-                <w:szCs w:val="16"/>
-              </w:rPr>
-              <w:t>Sitrac.DataAccess</w:t>
-            </w:r>
-            <w:proofErr w:type="spellEnd"/>
-            <w:r>
-              <w:rPr>
-                <w:rFonts w:ascii="Calibri" w:hAnsi="Calibri" w:cs="Calibri"/>
-                <w:sz w:val="16"/>
-                <w:szCs w:val="16"/>
-              </w:rPr>
-              <w:t xml:space="preserve">, </w:t>
-            </w:r>
-            <w:proofErr w:type="spellStart"/>
-            <w:r>
-              <w:rPr>
-                <w:rFonts w:ascii="Calibri" w:hAnsi="Calibri" w:cs="Calibri"/>
-                <w:sz w:val="16"/>
-                <w:szCs w:val="16"/>
-              </w:rPr>
-              <w:t>Sitrac.DbMigration</w:t>
-            </w:r>
-            <w:proofErr w:type="spellEnd"/>
-            <w:r>
-              <w:rPr>
-                <w:rFonts w:ascii="Calibri" w:hAnsi="Calibri" w:cs="Calibri"/>
-                <w:sz w:val="16"/>
-                <w:szCs w:val="16"/>
-              </w:rPr>
-              <w:t xml:space="preserve"> (scripts V0001 a V0005), </w:t>
-            </w:r>
-            <w:proofErr w:type="spellStart"/>
-            <w:r>
-              <w:rPr>
-                <w:rFonts w:ascii="Calibri" w:hAnsi="Calibri" w:cs="Calibri"/>
-                <w:sz w:val="16"/>
-                <w:szCs w:val="16"/>
-              </w:rPr>
-              <w:t>Sitrac.Frontend</w:t>
-            </w:r>
-            <w:proofErr w:type="spellEnd"/>
-            <w:r>
-              <w:rPr>
-                <w:rFonts w:ascii="Calibri" w:hAnsi="Calibri" w:cs="Calibri"/>
-                <w:sz w:val="16"/>
-                <w:szCs w:val="16"/>
-              </w:rPr>
-              <w:t xml:space="preserve"> y </w:t>
-            </w:r>
-            <w:proofErr w:type="spellStart"/>
-            <w:r>
-              <w:rPr>
-                <w:rFonts w:ascii="Calibri" w:hAnsi="Calibri" w:cs="Calibri"/>
-                <w:sz w:val="16"/>
-                <w:szCs w:val="16"/>
-              </w:rPr>
-              <w:t>Sitrac.Repository</w:t>
-            </w:r>
-            <w:proofErr w:type="spellEnd"/>
-            <w:r>
-              <w:rPr>
-                <w:rFonts w:ascii="Calibri" w:hAnsi="Calibri" w:cs="Calibri"/>
-                <w:sz w:val="16"/>
-                <w:szCs w:val="16"/>
-              </w:rPr>
-              <w:t>. Fuente: repositorio del proyecto.</w:t>
+              <w:t xml:space="preserve"> Estructura de la solución: Sitrac.DataAccess, Sitrac.DbMigration (scripts V0001 a V0005), Sitrac.Frontend y Sitrac.Repository. Fuente: repositorio del proyecto.</w:t>
             </w:r>
           </w:p>
           <w:p>
@@ -2370,61 +1761,7 @@
                 <w:sz w:val="16"/>
                 <w:szCs w:val="16"/>
               </w:rPr>
-              <w:t xml:space="preserve"> Estructura de la solución (continuación): </w:t>
-            </w:r>
-            <w:proofErr w:type="spellStart"/>
-            <w:r>
-              <w:rPr>
-                <w:rFonts w:ascii="Calibri" w:hAnsi="Calibri" w:cs="Calibri"/>
-                <w:sz w:val="16"/>
-                <w:szCs w:val="16"/>
-              </w:rPr>
-              <w:t>Sitrac.Repository</w:t>
-            </w:r>
-            <w:proofErr w:type="spellEnd"/>
-            <w:r>
-              <w:rPr>
-                <w:rFonts w:ascii="Calibri" w:hAnsi="Calibri" w:cs="Calibri"/>
-                <w:sz w:val="16"/>
-                <w:szCs w:val="16"/>
-              </w:rPr>
-              <w:t xml:space="preserve">, </w:t>
-            </w:r>
-            <w:proofErr w:type="spellStart"/>
-            <w:r>
-              <w:rPr>
-                <w:rFonts w:ascii="Calibri" w:hAnsi="Calibri" w:cs="Calibri"/>
-                <w:sz w:val="16"/>
-                <w:szCs w:val="16"/>
-              </w:rPr>
-              <w:t>Sitrac.Server</w:t>
-            </w:r>
-            <w:proofErr w:type="spellEnd"/>
-            <w:r>
-              <w:rPr>
-                <w:rFonts w:ascii="Calibri" w:hAnsi="Calibri" w:cs="Calibri"/>
-                <w:sz w:val="16"/>
-                <w:szCs w:val="16"/>
-              </w:rPr>
-              <w:t xml:space="preserve"> y </w:t>
-            </w:r>
-            <w:proofErr w:type="spellStart"/>
-            <w:r>
-              <w:rPr>
-                <w:rFonts w:ascii="Calibri" w:hAnsi="Calibri" w:cs="Calibri"/>
-                <w:sz w:val="16"/>
-                <w:szCs w:val="16"/>
-              </w:rPr>
-              <w:t>Sitrac.Service</w:t>
-            </w:r>
-            <w:proofErr w:type="spellEnd"/>
-            <w:r>
-              <w:rPr>
-                <w:rFonts w:ascii="Calibri" w:hAnsi="Calibri" w:cs="Calibri"/>
-                <w:sz w:val="16"/>
-                <w:szCs w:val="16"/>
-              </w:rPr>
-              <w:t>. Fuente: repositorio del proyecto.</w:t>
+              <w:t xml:space="preserve"> Estructura de la solución (continuación): Sitrac.Repository, Sitrac.Server y Sitrac.Service. Fuente: repositorio del proyecto.</w:t>
             </w:r>
           </w:p>
         </w:tc>
@@ -2456,25 +1793,7 @@
                 <w:szCs w:val="28"/>
               </w:rPr>
               <w:lastRenderedPageBreak/>
-              <w:t>2</w:t>
-            </w:r>
-            <w:r>
-              <w:rPr>
-                <w:b/>
-                <w:color w:val="1F3864" w:themeColor="accent1" w:themeShade="80"/>
-                <w:sz w:val="28"/>
-                <w:szCs w:val="28"/>
-              </w:rPr>
-              <w:t xml:space="preserve">. </w:t>
-            </w:r>
-            <w:r>
-              <w:rPr>
-                <w:b/>
-                <w:color w:val="1F3864" w:themeColor="accent1" w:themeShade="80"/>
-                <w:sz w:val="28"/>
-                <w:szCs w:val="28"/>
-              </w:rPr>
-              <w:t xml:space="preserve">Monitoreo del Plan de Trabajo </w:t>
+              <w:t xml:space="preserve">2. Monitoreo del Plan de Trabajo </w:t>
             </w:r>
           </w:p>
         </w:tc>
@@ -2504,21 +1823,7 @@
                 <w:color w:val="1F3864" w:themeColor="accent1" w:themeShade="80"/>
               </w:rPr>
               <w:lastRenderedPageBreak/>
-              <w:t xml:space="preserve">Examina cuidadosamente tu plan de trabajo, enfocándote especialmente en la columna de </w:t>
-            </w:r>
-            <w:r>
-              <w:rPr>
-                <w:rFonts w:ascii="Calibri" w:hAnsi="Calibri"/>
-                <w:color w:val="1F3864" w:themeColor="accent1" w:themeShade="80"/>
-              </w:rPr>
-              <w:t xml:space="preserve">estado de avance </w:t>
-            </w:r>
-            <w:r>
-              <w:rPr>
-                <w:rFonts w:ascii="Calibri" w:hAnsi="Calibri"/>
-                <w:color w:val="1F3864" w:themeColor="accent1" w:themeShade="80"/>
-              </w:rPr>
-              <w:t>y ajustes.</w:t>
+              <w:t xml:space="preserve">Examina cuidadosamente tu plan de trabajo, enfocándote especialmente en la columna de estado de avance y ajustes.</w:t>
             </w:r>
           </w:p>
         </w:tc>
@@ -2616,23 +1921,7 @@
                 <w:color w:val="1F3864" w:themeColor="accent1" w:themeShade="80"/>
                 <w:sz w:val="18"/>
               </w:rPr>
-              <w:t>C</w:t>
-            </w:r>
-            <w:r>
-              <w:rPr>
-                <w:rFonts w:ascii="Calibri" w:hAnsi="Calibri"/>
-                <w:color w:val="1F3864" w:themeColor="accent1" w:themeShade="80"/>
-                <w:sz w:val="18"/>
-              </w:rPr>
-              <w:t>ompetencia</w:t>
-            </w:r>
-            <w:r>
-              <w:rPr>
-                <w:rFonts w:ascii="Calibri" w:hAnsi="Calibri"/>
-                <w:color w:val="1F3864" w:themeColor="accent1" w:themeShade="80"/>
-                <w:sz w:val="18"/>
-              </w:rPr>
-              <w:t xml:space="preserve"> o unidades de competencias</w:t>
+              <w:t xml:space="preserve">Competencia o unidades de competencias</w:t>
             </w:r>
           </w:p>
         </w:tc>
@@ -2809,15 +2098,7 @@
                 <w:color w:val="1F3864" w:themeColor="accent1" w:themeShade="80"/>
                 <w:sz w:val="18"/>
               </w:rPr>
-              <w:t>A</w:t>
-            </w:r>
-            <w:r>
-              <w:rPr>
-                <w:rFonts w:ascii="Calibri" w:hAnsi="Calibri"/>
-                <w:color w:val="1F3864" w:themeColor="accent1" w:themeShade="80"/>
-                <w:sz w:val="18"/>
-              </w:rPr>
-              <w:t>justes</w:t>
+              <w:t>Ajustes</w:t>
             </w:r>
           </w:p>
         </w:tc>
@@ -3432,25 +2713,7 @@
                 <w:sz w:val="16"/>
                 <w:szCs w:val="16"/>
               </w:rPr>
-              <w:t xml:space="preserve"> webhook de </w:t>
-            </w:r>
-            <w:proofErr w:type="gramStart"/>
-            <w:r>
-              <w:rPr>
-                <w:rFonts w:ascii="Calibri" w:hAnsi="Calibri" w:cs="Calibri"/>
-                <w:sz w:val="16"/>
-                <w:szCs w:val="16"/>
-              </w:rPr>
-              <w:t>tickets</w:t>
-            </w:r>
-            <w:proofErr w:type="gramEnd"/>
-            <w:r>
-              <w:rPr>
-                <w:rFonts w:ascii="Calibri" w:hAnsi="Calibri" w:cs="Calibri"/>
-                <w:sz w:val="16"/>
-                <w:szCs w:val="16"/>
-              </w:rPr>
-              <w:t xml:space="preserve">, cálculo y sellado de plazos, evaluación de vencimiento en segundo plano y prototipo web. </w:t>
+              <w:t xml:space="preserve"> webhook de tickets, cálculo y sellado de plazos, evaluación de vencimiento en segundo plano (LifecycleAdvancerService), API en capas con Dapper, Consola SITRAC, migración V0006 del motor de escalamiento y servicios de envío por correo y Teams en Sandbox. </w:t>
             </w:r>
             <w:r>
               <w:rPr>
@@ -3504,7 +2767,7 @@
                 <w:sz w:val="16"/>
                 <w:szCs w:val="16"/>
               </w:rPr>
-              <w:t xml:space="preserve"> notificaciones.</w:t>
+              <w:t xml:space="preserve"> operación de las notificaciones con los canales y responsables definitivos.</w:t>
             </w:r>
           </w:p>
         </w:tc>
@@ -3595,19 +2858,8 @@
                 <w:szCs w:val="16"/>
                 <w:lang w:val="en-US"/>
               </w:rPr>
-              <w:t xml:space="preserve">Sprint Review + Informe de </w:t>
-            </w:r>
-            <w:proofErr w:type="spellStart"/>
-            <w:r>
-              <w:rPr>
-                <w:rFonts w:ascii="Calibri" w:hAnsi="Calibri" w:cs="Calibri"/>
-                <w:sz w:val="16"/>
-                <w:szCs w:val="16"/>
-                <w:lang w:val="en-US"/>
-              </w:rPr>
-              <w:t>avance</w:t>
-            </w:r>
-            <w:proofErr w:type="spellEnd"/>
+              <w:t xml:space="preserve">Sprint Review + Informe de avance</w:t>
+            </w:r>
           </w:p>
         </w:tc>
         <w:tc>
@@ -3943,25 +3195,7 @@
                 <w:sz w:val="28"/>
                 <w:szCs w:val="28"/>
               </w:rPr>
-              <w:t>3</w:t>
-            </w:r>
-            <w:r>
-              <w:rPr>
-                <w:b/>
-                <w:color w:val="1F3864" w:themeColor="accent1" w:themeShade="80"/>
-                <w:sz w:val="28"/>
-                <w:szCs w:val="28"/>
-              </w:rPr>
-              <w:t xml:space="preserve">. </w:t>
-            </w:r>
-            <w:r>
-              <w:rPr>
-                <w:b/>
-                <w:color w:val="1F3864" w:themeColor="accent1" w:themeShade="80"/>
-                <w:sz w:val="28"/>
-                <w:szCs w:val="28"/>
-              </w:rPr>
-              <w:t xml:space="preserve">Ajustes a partir del monitoreo </w:t>
+              <w:t xml:space="preserve">3. Ajustes a partir del monitoreo </w:t>
             </w:r>
           </w:p>
         </w:tc>
@@ -3990,56 +3224,7 @@
                 <w:rFonts w:ascii="Calibri" w:hAnsi="Calibri"/>
                 <w:color w:val="1F3864" w:themeColor="accent1" w:themeShade="80"/>
               </w:rPr>
-              <w:t>Profundiza en las observaciones de tu plan de trabajo</w:t>
-            </w:r>
-            <w:r>
-              <w:rPr>
-                <w:rFonts w:ascii="Calibri" w:hAnsi="Calibri"/>
-                <w:color w:val="1F3864" w:themeColor="accent1" w:themeShade="80"/>
-              </w:rPr>
-              <w:t xml:space="preserve">. Analiza las actividades planificadas y señala </w:t>
-            </w:r>
-            <w:r>
-              <w:rPr>
-                <w:rFonts w:ascii="Calibri" w:hAnsi="Calibri"/>
-                <w:color w:val="1F3864" w:themeColor="accent1" w:themeShade="80"/>
-              </w:rPr>
-              <w:t xml:space="preserve">qué </w:t>
-            </w:r>
-            <w:r>
-              <w:rPr>
-                <w:rFonts w:ascii="Calibri" w:hAnsi="Calibri"/>
-                <w:color w:val="1F3864" w:themeColor="accent1" w:themeShade="80"/>
-              </w:rPr>
-              <w:t xml:space="preserve">aspectos facilitaron u </w:t>
-            </w:r>
-            <w:r>
-              <w:rPr>
-                <w:rFonts w:ascii="Calibri" w:hAnsi="Calibri"/>
-                <w:color w:val="1F3864" w:themeColor="accent1" w:themeShade="80"/>
-              </w:rPr>
-              <w:t>obst</w:t>
-            </w:r>
-            <w:r>
-              <w:rPr>
-                <w:rFonts w:ascii="Calibri" w:hAnsi="Calibri"/>
-                <w:color w:val="1F3864" w:themeColor="accent1" w:themeShade="80"/>
-              </w:rPr>
-              <w:t xml:space="preserve">aculizaron la ejecución del plan. Plantea </w:t>
-            </w:r>
-            <w:r>
-              <w:rPr>
-                <w:rFonts w:ascii="Calibri" w:hAnsi="Calibri"/>
-                <w:color w:val="1F3864" w:themeColor="accent1" w:themeShade="80"/>
-              </w:rPr>
-              <w:t>cómo abordaste y/o abordarás</w:t>
-            </w:r>
-            <w:r>
-              <w:rPr>
-                <w:rFonts w:ascii="Calibri" w:hAnsi="Calibri"/>
-                <w:color w:val="1F3864" w:themeColor="accent1" w:themeShade="80"/>
-              </w:rPr>
-              <w:t xml:space="preserve"> los obstáculos. Por último, señala los ajustes que realizaste al plan de trabajo a partir de este análisis.</w:t>
+              <w:t xml:space="preserve">Profundiza en las observaciones de tu plan de trabajo. Analiza las actividades planificadas y señala qué aspectos facilitaron u obstaculizaron la ejecución del plan. Plantea cómo abordaste y/o abordarás los obstáculos. Por último, señala los ajustes que realizaste al plan de trabajo a partir de este análisis.</w:t>
             </w:r>
           </w:p>
         </w:tc>
@@ -4119,79 +3304,7 @@
                 <w:sz w:val="20"/>
                 <w:szCs w:val="20"/>
               </w:rPr>
-              <w:t xml:space="preserve"> un mandante real y comprometido; reuniones de coordinación frecuentes; una infraestructura y un catálogo de tecnologías ya definidos por UltraPort; una división clara de roles entre gestión y backend; el horario de la práctica ya formalizado (lunes a jueves de 08:30 a 18:15 y viernes de 08:30 a 14:00), que despejó el obstáculo previsto en el plan; y el uso de Scrum, con </w:t>
-            </w:r>
-            <w:proofErr w:type="spellStart"/>
-            <w:r>
-              <w:rPr>
-                <w:rFonts w:ascii="Calibri" w:hAnsi="Calibri" w:cs="Calibri"/>
-                <w:sz w:val="20"/>
-                <w:szCs w:val="20"/>
-              </w:rPr>
-              <w:t>Definition</w:t>
-            </w:r>
-            <w:proofErr w:type="spellEnd"/>
-            <w:r>
-              <w:rPr>
-                <w:rFonts w:ascii="Calibri" w:hAnsi="Calibri" w:cs="Calibri"/>
-                <w:sz w:val="20"/>
-                <w:szCs w:val="20"/>
-              </w:rPr>
-              <w:t xml:space="preserve"> </w:t>
-            </w:r>
-            <w:proofErr w:type="spellStart"/>
-            <w:r>
-              <w:rPr>
-                <w:rFonts w:ascii="Calibri" w:hAnsi="Calibri" w:cs="Calibri"/>
-                <w:sz w:val="20"/>
-                <w:szCs w:val="20"/>
-              </w:rPr>
-              <w:t>of</w:t>
-            </w:r>
-            <w:proofErr w:type="spellEnd"/>
-            <w:r>
-              <w:rPr>
-                <w:rFonts w:ascii="Calibri" w:hAnsi="Calibri" w:cs="Calibri"/>
-                <w:sz w:val="20"/>
-                <w:szCs w:val="20"/>
-              </w:rPr>
-              <w:t xml:space="preserve"> Ready y </w:t>
-            </w:r>
-            <w:proofErr w:type="spellStart"/>
-            <w:r>
-              <w:rPr>
-                <w:rFonts w:ascii="Calibri" w:hAnsi="Calibri" w:cs="Calibri"/>
-                <w:sz w:val="20"/>
-                <w:szCs w:val="20"/>
-              </w:rPr>
-              <w:t>Definition</w:t>
-            </w:r>
-            <w:proofErr w:type="spellEnd"/>
-            <w:r>
-              <w:rPr>
-                <w:rFonts w:ascii="Calibri" w:hAnsi="Calibri" w:cs="Calibri"/>
-                <w:sz w:val="20"/>
-                <w:szCs w:val="20"/>
-              </w:rPr>
-              <w:t xml:space="preserve"> </w:t>
-            </w:r>
-            <w:proofErr w:type="spellStart"/>
-            <w:r>
-              <w:rPr>
-                <w:rFonts w:ascii="Calibri" w:hAnsi="Calibri" w:cs="Calibri"/>
-                <w:sz w:val="20"/>
-                <w:szCs w:val="20"/>
-              </w:rPr>
-              <w:t>of</w:t>
-            </w:r>
-            <w:proofErr w:type="spellEnd"/>
-            <w:r>
-              <w:rPr>
-                <w:rFonts w:ascii="Calibri" w:hAnsi="Calibri" w:cs="Calibri"/>
-                <w:sz w:val="20"/>
-                <w:szCs w:val="20"/>
-              </w:rPr>
-              <w:t xml:space="preserve"> Done.</w:t>
+              <w:t xml:space="preserve"> un mandante real y comprometido; reuniones de coordinación frecuentes con el equipo de Ciberseguridad de UltraPort, donde se validan las reglas de negocio y se coordinan pruebas en entorno Sandbox; una infraestructura y un catálogo de tecnologías ya definidos por UltraPort; una división clara de roles entre gestión y backend; el horario de la práctica ya formalizado (lunes a jueves de 08:30 a 18:15 y viernes de 08:30 a 14:00), que despejó el obstáculo previsto en el plan; y el uso de Scrum, con Definition of Ready y Definition of Done.</w:t>
             </w:r>
           </w:p>
           <w:p>
@@ -4240,33 +3353,8 @@
                 <w:szCs w:val="20"/>
               </w:rPr>
               <w:t xml:space="preserve"> ante la falta de credenciales decidimos avanzar con el webhook y dejar la consulta a la API como evolución futura, con una fecha límite para definirlo; para los canales de correo y Teams optamos por el registro manual, que no depende de permisos de UltraPort; y documentamos cada decisión y acuerdo, como la advertencia a UltraPort sobre el fin de soporte de .NET 8 en la reunión presencial del 16 de septiembre. Para lo que </w:t>
-            </w:r>
-            <w:r>
-              <w:rPr>
-                <w:rFonts w:ascii="Calibri" w:hAnsi="Calibri" w:cs="Calibri"/>
-                <w:sz w:val="20"/>
-                <w:szCs w:val="20"/>
-              </w:rPr>
               <w:lastRenderedPageBreak/>
-              <w:t xml:space="preserve">sigue, consolidaremos en una sola lista las consultas pendientes a UltraPort y replanificaremos los </w:t>
-            </w:r>
-            <w:proofErr w:type="spellStart"/>
-            <w:r>
-              <w:rPr>
-                <w:rFonts w:ascii="Calibri" w:hAnsi="Calibri" w:cs="Calibri"/>
-                <w:sz w:val="20"/>
-                <w:szCs w:val="20"/>
-              </w:rPr>
-              <w:t>sprints</w:t>
-            </w:r>
-            <w:proofErr w:type="spellEnd"/>
-            <w:r>
-              <w:rPr>
-                <w:rFonts w:ascii="Calibri" w:hAnsi="Calibri" w:cs="Calibri"/>
-                <w:sz w:val="20"/>
-                <w:szCs w:val="20"/>
-              </w:rPr>
-              <w:t xml:space="preserve"> restantes según lo que sí controlamos, si es necesario.</w:t>
+              <w:t xml:space="preserve">sigue, consolidaremos en una sola lista las consultas pendientes a UltraPort y replanificaremos los sprints restantes según lo que sí controlamos, si es necesario.</w:t>
             </w:r>
           </w:p>
         </w:tc>
@@ -4351,25 +3439,7 @@
                 <w:sz w:val="20"/>
                 <w:szCs w:val="20"/>
               </w:rPr>
-              <w:t xml:space="preserve">1. La lectura de </w:t>
-            </w:r>
-            <w:proofErr w:type="gramStart"/>
-            <w:r>
-              <w:rPr>
-                <w:rFonts w:ascii="Calibri" w:hAnsi="Calibri" w:cs="Calibri"/>
-                <w:sz w:val="20"/>
-                <w:szCs w:val="20"/>
-              </w:rPr>
-              <w:t>tickets</w:t>
-            </w:r>
-            <w:proofErr w:type="gramEnd"/>
-            <w:r>
-              <w:rPr>
-                <w:rFonts w:ascii="Calibri" w:hAnsi="Calibri" w:cs="Calibri"/>
-                <w:sz w:val="20"/>
-                <w:szCs w:val="20"/>
-              </w:rPr>
-              <w:t xml:space="preserve"> pasó de la consulta a la API de INVGATE a la recepción por webhook, porque no contamos con las credenciales. La API queda como evolución futura.</w:t>
+              <w:t xml:space="preserve">1. La lectura de tickets pasó de la consulta a la API de INVGATE a la recepción por webhook, porque no contamos con las credenciales. La API queda como evolución futura.</w:t>
             </w:r>
           </w:p>
           <w:p>
@@ -4485,65 +3555,21 @@
                 <w:sz w:val="20"/>
                 <w:szCs w:val="20"/>
               </w:rPr>
-              <w:t xml:space="preserve">Dentro de lo planificado, el Sprint </w:t>
-            </w:r>
-            <w:proofErr w:type="spellStart"/>
+              <w:t xml:space="preserve">Dentro de lo planificado, el Sprint Review con informe de avance (semanas 10 a 13) y el sprint final de pruebas (semanas 14 a 18) aún no inician y están dentro de plazo. En el Sprint 2 hay dos componentes en riesgo de retraso: la integración con la API de INVGATE y las notificaciones automáticas, que dependen de las credenciales y de las definiciones de UltraPort.</w:t>
+            </w:r>
+          </w:p>
+          <w:p>
+            <w:pPr>
+              <w:spacing w:before="40" w:after="60"/>
+              <w:jc w:val="both"/>
+            </w:pPr>
             <w:r>
               <w:rPr>
                 <w:rFonts w:ascii="Calibri" w:hAnsi="Calibri" w:cs="Calibri"/>
                 <w:sz w:val="20"/>
                 <w:szCs w:val="20"/>
               </w:rPr>
-              <w:t>Review</w:t>
-            </w:r>
-            <w:proofErr w:type="spellEnd"/>
-            <w:r>
-              <w:rPr>
-                <w:rFonts w:ascii="Calibri" w:hAnsi="Calibri" w:cs="Calibri"/>
-                <w:sz w:val="20"/>
-                <w:szCs w:val="20"/>
-              </w:rPr>
-              <w:t xml:space="preserve"> con informe de avance (semanas 10 a 13) y el sprint final de pruebas (semanas 14 a 18) aún no inician y están dentro de plazo. En el Sprint 2 hay dos componentes en riesgo de retraso: la integración con la API de INVGATE y las notificaciones automáticas, que dependen de las credenciales y de las definiciones de UltraPort.</w:t>
-            </w:r>
-          </w:p>
-          <w:p>
-            <w:pPr>
-              <w:spacing w:before="40" w:after="60"/>
-              <w:jc w:val="both"/>
-            </w:pPr>
-            <w:r>
-              <w:rPr>
-                <w:rFonts w:ascii="Calibri" w:hAnsi="Calibri" w:cs="Calibri"/>
-                <w:sz w:val="20"/>
-                <w:szCs w:val="20"/>
-              </w:rPr>
-              <w:t>para</w:t>
-            </w:r>
-            <w:r>
-              <w:rPr>
-                <w:rFonts w:ascii="Calibri" w:hAnsi="Calibri" w:cs="Calibri"/>
-                <w:sz w:val="20"/>
-                <w:szCs w:val="20"/>
-              </w:rPr>
-              <w:t xml:space="preserve"> avanzar con lo que controlamos (webhook, registro manual y reglas de SLA); implementar las notificaciones apenas se definan los canales y responsables, partiendo por el correo como canal principal del Flujo 1; solicitar formalmente a UltraPort las credenciales con una fecha límite y, si no llegan, dejar la integración documentada como trabajo futuro; y replanificar los </w:t>
-            </w:r>
-            <w:proofErr w:type="spellStart"/>
-            <w:r>
-              <w:rPr>
-                <w:rFonts w:ascii="Calibri" w:hAnsi="Calibri" w:cs="Calibri"/>
-                <w:sz w:val="20"/>
-                <w:szCs w:val="20"/>
-              </w:rPr>
-              <w:t>sprints</w:t>
-            </w:r>
-            <w:proofErr w:type="spellEnd"/>
-            <w:r>
-              <w:rPr>
-                <w:rFonts w:ascii="Calibri" w:hAnsi="Calibri" w:cs="Calibri"/>
-                <w:sz w:val="20"/>
-                <w:szCs w:val="20"/>
-              </w:rPr>
-              <w:t xml:space="preserve"> restantes si es necesario, para no afectar el MVP.</w:t>
+              <w:t xml:space="preserve">para avanzar con lo que controlamos (webhook, registro manual y reglas de SLA); implementar las notificaciones apenas se definan los canales y responsables, partiendo por el correo como canal principal del Flujo 1; solicitar formalmente a UltraPort las credenciales con una fecha límite y, si no llegan, dejar la integración documentada como trabajo futuro; y replanificar los sprints restantes si es necesario, para no afectar el MVP.</w:t>
             </w:r>
           </w:p>
         </w:tc>

--- a/Fase 2/Evidencias Grupales/2.4_GuiaEstudiante_Fase 2_DesarrolloProyecto APT (Español).docx
+++ b/Fase 2/Evidencias Grupales/2.4_GuiaEstudiante_Fase 2_DesarrolloProyecto APT (Español).docx
@@ -759,7 +759,7 @@
                 <w:sz w:val="20"/>
                 <w:szCs w:val="20"/>
               </w:rPr>
-              <w:t>Seleccionamos tres evidencias que dan cuenta del desarrollo del proyecto:</w:t>
+              <w:t>Seleccionamos cuatro evidencias que dan cuenta del desarrollo del proyecto:</w:t>
             </w:r>
           </w:p>
           <w:p>
@@ -832,6 +832,30 @@
                 <w:szCs w:val="20"/>
               </w:rPr>
               <w:t xml:space="preserve"> Capas de acceso a datos, repositorio, servicios, servidor con API y prototipo web, que evidencian el avance del Sprint 2. La arquitectura está documentada en una especificación de referencia (ARCHITECTURE_REFERENCE.md). El servicio en segundo plano LifecycleAdvancerService evalúa los incidentes cada minuto, calcula los vencimientos de SLA y avanza los estados de forma automática y transaccional; la concurrencia se controla con transacciones atómicas y bloqueos a nivel de base de datos, y el patrón Outbox busca garantizar el envío confiable y sin duplicados de las alertas.</w:t>
+            </w:r>
+          </w:p>
+          <w:p>
+            <w:pPr>
+              <w:spacing w:before="40" w:after="60"/>
+              <w:jc w:val="both"/>
+            </w:pPr>
+            <w:r>
+              <w:rPr>
+                <w:rFonts w:ascii="Calibri" w:hAnsi="Calibri" w:cs="Calibri"/>
+                <w:b/>
+                <w:bCs/>
+                <w:sz w:val="20"/>
+                <w:szCs w:val="20"/>
+              </w:rPr>
+              <w:t>4. Video de demostración y plan de pruebas.</w:t>
+            </w:r>
+            <w:r>
+              <w:rPr>
+                <w:rFonts w:ascii="Calibri" w:hAnsi="Calibri" w:cs="Calibri"/>
+                <w:sz w:val="20"/>
+                <w:szCs w:val="20"/>
+              </w:rPr>
+              <w:t xml:space="preserve"> Video de 90 segundos que muestra el sistema funcionando con casos de demostración: cola de casos con sus plazos legales, detalle del caso con historial automático y ventana de registro de informes. Se complementa con un plan de pruebas para la Fase 3 (30 casos de prueba, criterios de aceptación, cronograma y riesgos), disponible en el repositorio.</w:t>
             </w:r>
           </w:p>
           <w:p>
@@ -3089,7 +3113,7 @@
                 <w:sz w:val="16"/>
                 <w:szCs w:val="16"/>
               </w:rPr>
-              <w:t>Depende de cerrar el Sprint 2 y de las definiciones pendientes de UltraPort.</w:t>
+              <w:t>Depende de cerrar el Sprint 2 y de las definiciones pendientes de UltraPort. Ya se elaboró un plan de pruebas (borrador) con 30 casos para esta fase.</w:t>
             </w:r>
           </w:p>
         </w:tc>
